--- a/resume/Elmar_Leonard_Junior_Data_Scientist.docx
+++ b/resume/Elmar_Leonard_Junior_Data_Scientist.docx
@@ -140,19 +140,20 @@
     </w:p>
     <w:p>
       <w:pPr>
-        <w:pStyle w:val="normal1"/>
+        <w:pStyle w:val="Heading1"/>
         <w:keepNext w:val="true"/>
         <w:pBdr>
           <w:bottom w:val="single" w:sz="4" w:space="1" w:color="808080"/>
         </w:pBdr>
-        <w:spacing w:lineRule="auto" w:line="240" w:before="200" w:after="80"/>
-        <w:rPr/>
-      </w:pPr>
-      <w:r>
-        <w:rPr>
-          <w:rFonts w:eastAsia="Calibri" w:cs="Calibri"/>
-          <w:b/>
-          <w:bCs/>
+        <w:spacing w:lineRule="auto" w:line="240" w:before="160" w:after="80"/>
+        <w:rPr/>
+      </w:pPr>
+      <w:r>
+        <w:rPr>
+          <w:rFonts w:eastAsia="Calibri" w:cs="Calibri"/>
+          <w:b/>
+          <w:bCs/>
+          <w:color w:val="auto"/>
           <w:sz w:val="22"/>
           <w:szCs w:val="22"/>
         </w:rPr>
@@ -190,18 +191,20 @@
     </w:p>
     <w:p>
       <w:pPr>
-        <w:pStyle w:val="normal1"/>
+        <w:pStyle w:val="Heading1"/>
         <w:keepNext w:val="true"/>
         <w:pBdr>
           <w:bottom w:val="single" w:sz="4" w:space="1" w:color="808080"/>
         </w:pBdr>
-        <w:spacing w:lineRule="auto" w:line="240" w:before="200" w:after="80"/>
-        <w:rPr/>
-      </w:pPr>
-      <w:r>
-        <w:rPr>
-          <w:b/>
-          <w:bCs/>
+        <w:spacing w:lineRule="auto" w:line="240" w:before="160" w:after="80"/>
+        <w:rPr/>
+      </w:pPr>
+      <w:r>
+        <w:rPr>
+          <w:rFonts w:eastAsia="Calibri" w:cs="Calibri"/>
+          <w:b/>
+          <w:bCs/>
+          <w:color w:val="auto"/>
           <w:sz w:val="22"/>
           <w:szCs w:val="22"/>
         </w:rPr>
@@ -241,7 +244,15 @@
       </w:r>
       <w:r>
         <w:rPr/>
-        <w:t>Streamlit, Tableau, Git, GitHub, Microsoft Excel, Selenium</w:t>
+        <w:t xml:space="preserve">Streamlit, Tableau, </w:t>
+      </w:r>
+      <w:r>
+        <w:rPr/>
+        <w:t xml:space="preserve">Google Data Studio, </w:t>
+      </w:r>
+      <w:r>
+        <w:rPr/>
+        <w:t>Git, GitHub, Microsoft Excel, Selenium</w:t>
       </w:r>
     </w:p>
     <w:p>
@@ -292,19 +303,20 @@
     </w:p>
     <w:p>
       <w:pPr>
-        <w:pStyle w:val="normal1"/>
+        <w:pStyle w:val="Heading1"/>
         <w:keepNext w:val="true"/>
         <w:pBdr>
           <w:bottom w:val="single" w:sz="4" w:space="1" w:color="808080"/>
         </w:pBdr>
-        <w:spacing w:lineRule="auto" w:line="240" w:before="200" w:after="80"/>
-        <w:rPr/>
-      </w:pPr>
-      <w:r>
-        <w:rPr>
-          <w:rFonts w:eastAsia="Calibri" w:cs="Calibri"/>
-          <w:b/>
-          <w:bCs/>
+        <w:spacing w:lineRule="auto" w:line="240" w:before="160" w:after="80"/>
+        <w:rPr/>
+      </w:pPr>
+      <w:r>
+        <w:rPr>
+          <w:rFonts w:eastAsia="Calibri" w:cs="Calibri"/>
+          <w:b/>
+          <w:bCs/>
+          <w:color w:val="auto"/>
           <w:sz w:val="22"/>
           <w:szCs w:val="22"/>
         </w:rPr>
@@ -1195,19 +1207,20 @@
     </w:p>
     <w:p>
       <w:pPr>
-        <w:pStyle w:val="normal1"/>
+        <w:pStyle w:val="Heading1"/>
         <w:keepNext w:val="true"/>
         <w:pBdr>
           <w:bottom w:val="single" w:sz="4" w:space="1" w:color="808080"/>
         </w:pBdr>
-        <w:spacing w:lineRule="auto" w:line="240" w:before="200" w:after="80"/>
-        <w:rPr/>
-      </w:pPr>
-      <w:r>
-        <w:rPr>
-          <w:rFonts w:eastAsia="Calibri" w:cs="Calibri"/>
-          <w:b/>
-          <w:bCs/>
+        <w:spacing w:lineRule="auto" w:line="240" w:before="160" w:after="80"/>
+        <w:rPr/>
+      </w:pPr>
+      <w:r>
+        <w:rPr>
+          <w:rFonts w:eastAsia="Calibri" w:cs="Calibri"/>
+          <w:b/>
+          <w:bCs/>
+          <w:color w:val="auto"/>
           <w:sz w:val="22"/>
           <w:szCs w:val="22"/>
         </w:rPr>
@@ -1451,19 +1464,20 @@
     </w:p>
     <w:p>
       <w:pPr>
-        <w:pStyle w:val="normal1"/>
+        <w:pStyle w:val="Heading1"/>
         <w:keepNext w:val="true"/>
         <w:pBdr>
           <w:bottom w:val="single" w:sz="4" w:space="1" w:color="808080"/>
         </w:pBdr>
-        <w:spacing w:lineRule="auto" w:line="240" w:before="200" w:after="80"/>
-        <w:rPr/>
-      </w:pPr>
-      <w:r>
-        <w:rPr>
-          <w:rFonts w:eastAsia="Calibri" w:cs="Calibri"/>
-          <w:b/>
-          <w:bCs/>
+        <w:spacing w:lineRule="auto" w:line="240" w:before="160" w:after="80"/>
+        <w:rPr/>
+      </w:pPr>
+      <w:r>
+        <w:rPr>
+          <w:rFonts w:eastAsia="Calibri" w:cs="Calibri"/>
+          <w:b/>
+          <w:bCs/>
+          <w:color w:val="auto"/>
           <w:sz w:val="22"/>
           <w:szCs w:val="22"/>
         </w:rPr>
@@ -1489,7 +1503,7 @@
           <w:sz w:val="21"/>
           <w:szCs w:val="21"/>
         </w:rPr>
-        <w:t xml:space="preserve">Diponegoro University </w:t>
+        <w:t xml:space="preserve">Bachelor of Computer Engineering, Diponegoro University </w:t>
         <w:tab/>
       </w:r>
       <w:r>
@@ -1517,7 +1531,7 @@
           <w:sz w:val="21"/>
           <w:szCs w:val="21"/>
         </w:rPr>
-        <w:t>Bachelor of Computer Engineering, GPA 3.73/4.00</w:t>
+        <w:t>GPA 3.73/4.00</w:t>
       </w:r>
     </w:p>
     <w:p>
@@ -1568,60 +1582,117 @@
     </w:p>
     <w:p>
       <w:pPr>
-        <w:pStyle w:val="normal1"/>
+        <w:pStyle w:val="Heading1"/>
         <w:keepNext w:val="true"/>
         <w:pBdr>
           <w:bottom w:val="single" w:sz="4" w:space="1" w:color="808080"/>
         </w:pBdr>
-        <w:spacing w:lineRule="auto" w:line="240" w:before="200" w:after="80"/>
-        <w:rPr/>
-      </w:pPr>
+        <w:spacing w:lineRule="auto" w:line="240" w:before="160" w:after="80"/>
+        <w:rPr/>
+      </w:pPr>
+      <w:r>
+        <w:rPr>
+          <w:rFonts w:eastAsia="Calibri" w:cs="Calibri"/>
+          <w:b/>
+          <w:bCs/>
+          <w:color w:val="auto"/>
+          <w:sz w:val="22"/>
+          <w:szCs w:val="22"/>
+        </w:rPr>
+        <w:t>CERTIFICATIONS</w:t>
+      </w:r>
+    </w:p>
+    <w:p>
+      <w:pPr>
+        <w:pStyle w:val="normal1"/>
+        <w:keepNext w:val="true"/>
+        <w:tabs>
+          <w:tab w:val="clear" w:pos="720"/>
+          <w:tab w:val="right" w:pos="9638" w:leader="none"/>
+        </w:tabs>
+        <w:spacing w:lineRule="auto" w:line="240" w:before="114" w:after="134"/>
+        <w:rPr/>
+      </w:pPr>
+      <w:r>
+        <w:rPr>
+          <w:rFonts w:eastAsia="Calibri" w:cs="Calibri"/>
+          <w:b/>
+          <w:bCs/>
+          <w:sz w:val="21"/>
+          <w:szCs w:val="21"/>
+        </w:rPr>
+        <w:t>Data Science &amp; Machine Learning, Purwadhika Digital Technology School</w:t>
+        <w:tab/>
+      </w:r>
+      <w:r>
+        <w:rPr>
+          <w:rFonts w:eastAsia="Calibri" w:cs="Calibri"/>
+          <w:sz w:val="21"/>
+          <w:szCs w:val="21"/>
+        </w:rPr>
+        <w:t>Oct 2026</w:t>
+      </w:r>
+    </w:p>
+    <w:p>
+      <w:pPr>
+        <w:pStyle w:val="normal1"/>
+        <w:keepNext w:val="true"/>
+        <w:tabs>
+          <w:tab w:val="clear" w:pos="720"/>
+          <w:tab w:val="right" w:pos="9638" w:leader="none"/>
+        </w:tabs>
+        <w:spacing w:lineRule="auto" w:line="240" w:before="0" w:after="20"/>
+        <w:rPr/>
+      </w:pPr>
+      <w:r>
+        <w:rPr>
+          <w:rFonts w:eastAsia="Calibri" w:cs="Calibri"/>
+          <w:b/>
+          <w:bCs/>
+          <w:sz w:val="21"/>
+          <w:szCs w:val="21"/>
+        </w:rPr>
+        <w:t>SQL (Advanced), HackerRank</w:t>
+        <w:tab/>
+      </w:r>
+      <w:r>
+        <w:rPr>
+          <w:rFonts w:eastAsia="Calibri" w:cs="Calibri"/>
+          <w:sz w:val="21"/>
+          <w:szCs w:val="21"/>
+        </w:rPr>
+        <w:t>Oct 2026</w:t>
+      </w:r>
+    </w:p>
+    <w:p>
+      <w:pPr>
+        <w:pStyle w:val="normal1"/>
+        <w:spacing w:lineRule="auto" w:line="240" w:before="0" w:after="134"/>
+        <w:rPr/>
+      </w:pPr>
+      <w:r>
+        <w:rPr>
+          <w:rFonts w:eastAsia="Calibri" w:cs="Calibri"/>
+          <w:b/>
+          <w:bCs/>
+          <w:sz w:val="21"/>
+          <w:szCs w:val="21"/>
+        </w:rPr>
+        <w:t xml:space="preserve">Credential: </w:t>
+      </w:r>
       <w:hyperlink r:id="rId15">
         <w:r>
           <w:rPr>
             <w:rStyle w:val="Hyperlink"/>
             <w:rFonts w:eastAsia="Calibri" w:cs="Calibri"/>
-            <w:b/>
-            <w:bCs/>
-            <w:color w:val="000000"/>
-            <w:sz w:val="22"/>
-            <w:szCs w:val="22"/>
-            <w:u w:val="none"/>
+            <w:b w:val="false"/>
+            <w:bCs w:val="false"/>
+            <w:sz w:val="21"/>
+            <w:szCs w:val="21"/>
           </w:rPr>
-          <w:t>CERTIFICATIONS</w:t>
+          <w:t>https://www.hackerrank.com/certificates/3ca99c11c7a4</w:t>
         </w:r>
       </w:hyperlink>
-    </w:p>
-    <w:p>
-      <w:pPr>
-        <w:pStyle w:val="normal1"/>
-        <w:keepNext w:val="true"/>
-        <w:tabs>
-          <w:tab w:val="clear" w:pos="720"/>
-          <w:tab w:val="right" w:pos="9638" w:leader="none"/>
-        </w:tabs>
-        <w:spacing w:lineRule="auto" w:line="240" w:before="114" w:after="134"/>
-        <w:rPr/>
-      </w:pPr>
-      <w:r>
-        <w:rPr>
-          <w:rFonts w:eastAsia="Calibri" w:cs="Calibri"/>
-          <w:b/>
-          <w:bCs/>
-          <w:sz w:val="21"/>
-          <w:szCs w:val="21"/>
-        </w:rPr>
-        <w:t>Data Science &amp; Machine Learning, Purwadhika Digital Technology School</w:t>
-        <w:tab/>
-      </w:r>
-      <w:r>
-        <w:rPr>
-          <w:rFonts w:eastAsia="Calibri" w:cs="Calibri"/>
-          <w:sz w:val="21"/>
-          <w:szCs w:val="21"/>
-        </w:rPr>
-        <w:t>Oct 2026</w:t>
-      </w:r>
     </w:p>
     <w:p>
       <w:pPr>
@@ -1699,7 +1770,7 @@
     <w:sectPr>
       <w:type w:val="nextPage"/>
       <w:pgSz w:w="11906" w:h="16838"/>
-      <w:pgMar w:left="1134" w:right="1134" w:gutter="0" w:header="0" w:top="1134" w:footer="0" w:bottom="1134"/>
+      <w:pgMar w:left="1134" w:right="1134" w:gutter="0" w:header="0" w:top="964" w:footer="0" w:bottom="964"/>
       <w:pgNumType w:start="1" w:fmt="decimal"/>
       <w:formProt w:val="false"/>
       <w:textDirection w:val="lrTb"/>

--- a/resume/Elmar_Leonard_Junior_Data_Scientist.docx
+++ b/resume/Elmar_Leonard_Junior_Data_Scientist.docx
@@ -117,7 +117,7 @@
             <w:color w:val="1155CC"/>
             <w:u w:val="single"/>
           </w:rPr>
-          <w:t>https://elmarleonard9.github.io/Web_Portfolio/</w:t>
+          <w:t>https://elmarleonard9.github.io/Portfolio/</w:t>
         </w:r>
       </w:hyperlink>
     </w:p>
@@ -244,15 +244,7 @@
       </w:r>
       <w:r>
         <w:rPr/>
-        <w:t xml:space="preserve">Streamlit, Tableau, </w:t>
-      </w:r>
-      <w:r>
-        <w:rPr/>
-        <w:t xml:space="preserve">Google Data Studio, </w:t>
-      </w:r>
-      <w:r>
-        <w:rPr/>
-        <w:t>Git, GitHub, Microsoft Excel, Selenium</w:t>
+        <w:t>Streamlit, Tableau, Google Data Studio, Git, GitHub, Microsoft Excel, Selenium</w:t>
       </w:r>
     </w:p>
     <w:p>

--- a/resume/Elmar_Leonard_Junior_Data_Scientist.docx
+++ b/resume/Elmar_Leonard_Junior_Data_Scientist.docx
@@ -1628,6 +1628,58 @@
     <w:p>
       <w:pPr>
         <w:pStyle w:val="normal1"/>
+        <w:spacing w:lineRule="auto" w:line="240" w:before="0" w:after="134"/>
+        <w:rPr/>
+      </w:pPr>
+      <w:r>
+        <w:rPr>
+          <w:rFonts w:eastAsia="Calibri" w:cs="Calibri"/>
+          <w:b/>
+          <w:bCs/>
+          <w:sz w:val="20"/>
+          <w:szCs w:val="20"/>
+        </w:rPr>
+        <w:t xml:space="preserve">Credential: </w:t>
+      </w:r>
+      <w:hyperlink r:id="rId15">
+        <w:r>
+          <w:rPr>
+            <w:rStyle w:val="Hyperlink"/>
+            <w:rFonts w:eastAsia="Calibri" w:cs="Calibri"/>
+            <w:b w:val="false"/>
+            <w:bCs w:val="false"/>
+            <w:sz w:val="20"/>
+            <w:szCs w:val="20"/>
+          </w:rPr>
+          <w:t>https://elmarleonard9.github.io/Portfolio/certifications/E-Certificate_</w:t>
+        </w:r>
+        <w:r>
+          <w:rPr>
+            <w:rStyle w:val="Hyperlink"/>
+            <w:rFonts w:eastAsia="Calibri" w:cs="Calibri"/>
+            <w:b w:val="false"/>
+            <w:bCs w:val="false"/>
+            <w:sz w:val="20"/>
+            <w:szCs w:val="20"/>
+          </w:rPr>
+          <w:t>Purwadhika</w:t>
+        </w:r>
+        <w:r>
+          <w:rPr>
+            <w:rStyle w:val="Hyperlink"/>
+            <w:rFonts w:eastAsia="Calibri" w:cs="Calibri"/>
+            <w:b w:val="false"/>
+            <w:bCs w:val="false"/>
+            <w:sz w:val="20"/>
+            <w:szCs w:val="20"/>
+          </w:rPr>
+          <w:t>.pdf</w:t>
+        </w:r>
+      </w:hyperlink>
+    </w:p>
+    <w:p>
+      <w:pPr>
+        <w:pStyle w:val="normal1"/>
         <w:keepNext w:val="true"/>
         <w:tabs>
           <w:tab w:val="clear" w:pos="720"/>
@@ -1672,7 +1724,7 @@
         </w:rPr>
         <w:t xml:space="preserve">Credential: </w:t>
       </w:r>
-      <w:hyperlink r:id="rId15">
+      <w:hyperlink r:id="rId16">
         <w:r>
           <w:rPr>
             <w:rStyle w:val="Hyperlink"/>
@@ -1750,7 +1802,7 @@
         </w:rPr>
         <w:t xml:space="preserve"> </w:t>
       </w:r>
-      <w:hyperlink r:id="rId16">
+      <w:hyperlink r:id="rId17">
         <w:r>
           <w:rPr>
             <w:rStyle w:val="Hyperlink"/>
